--- a/public/works/document/document-regulation-01.docx
+++ b/public/works/document/document-regulation-01.docx
@@ -387,8 +387,8 @@
       </w:r>
     </w:p>
     <w:sectPr>
-      <w:pgSz w:w="11906" w:h="16838"/>
-      <w:pgMar w:top="1440" w:right="1080" w:bottom="1440" w:left="1080" w:header="720" w:footer="720" w:gutter="0"/>
+      <w:pgSz w:w="9979" w:h="14175"/>
+      <w:pgMar w:top="1021" w:right="851" w:bottom="1021" w:left="851" w:header="511" w:footer="511" w:gutter="0"/>
     </w:sectPr>
   </w:body>
 </w:document>
@@ -399,9 +399,9 @@
   <w:docDefaults>
     <w:rPrDefault>
       <w:rPr>
-        <w:rFonts w:ascii="Calibri" w:hAnsi="Calibri" w:eastAsia="Noto Sans CJK SC" w:cs="Noto Sans CJK SC"/>
-        <w:sz w:val="21"/>
-        <w:szCs w:val="21"/>
+        <w:rFonts w:ascii="Liberation Sans" w:hAnsi="Liberation Sans" w:eastAsia="Noto Sans CJK SC" w:cs="Noto Sans CJK SC"/>
+        <w:sz w:val="19"/>
+        <w:szCs w:val="19"/>
         <w:lang w:val="zh-CN" w:eastAsia="zh-CN"/>
       </w:rPr>
     </w:rPrDefault>
@@ -418,7 +418,7 @@
     <w:name w:val="Body Text"/>
     <w:basedOn w:val="Normal"/>
     <w:rPr>
-      <w:color w:val="1F2328"/>
+      <w:color w:val="1A1A1A"/>
     </w:rPr>
   </w:style>
   <w:style w:type="paragraph" w:styleId="Heading1">
@@ -432,8 +432,8 @@
     <w:rPr>
       <w:b/>
       <w:color w:val="1B4332"/>
-      <w:sz w:val="36"/>
-      <w:szCs w:val="36"/>
+      <w:sz w:val="26"/>
+      <w:szCs w:val="26"/>
     </w:rPr>
   </w:style>
   <w:style w:type="paragraph" w:styleId="Heading2">
@@ -446,9 +446,9 @@
     </w:pPr>
     <w:rPr>
       <w:b/>
-      <w:color w:val="1F2328"/>
-      <w:sz w:val="28"/>
-      <w:szCs w:val="28"/>
+      <w:color w:val="1B4332"/>
+      <w:sz w:val="24"/>
+      <w:szCs w:val="24"/>
     </w:rPr>
   </w:style>
   <w:style w:type="paragraph" w:styleId="Heading3">
@@ -461,9 +461,9 @@
     </w:pPr>
     <w:rPr>
       <w:b/>
-      <w:color w:val="3A4149"/>
-      <w:sz w:val="24"/>
-      <w:szCs w:val="24"/>
+      <w:color w:val="2F4F3E"/>
+      <w:sz w:val="22"/>
+      <w:szCs w:val="22"/>
     </w:rPr>
   </w:style>
   <w:style w:type="table" w:styleId="TableGrid">
@@ -485,16 +485,16 @@
   <a:themeElements>
     <a:clrScheme name="OceanLeo">
       <a:dk1>
-        <a:sysClr val="windowText" lastClr="1F2328"/>
+        <a:sysClr val="windowText" lastClr="1A1A1A"/>
       </a:dk1>
       <a:lt1>
         <a:sysClr val="window" lastClr="FFFFFF"/>
       </a:lt1>
       <a:dk2>
-        <a:srgbClr val="3A4149"/>
+        <a:srgbClr val="2F4F3E"/>
       </a:dk2>
       <a:lt2>
-        <a:srgbClr val="F2F5F9"/>
+        <a:srgbClr val="EDF2EE"/>
       </a:lt2>
       <a:accent1>
         <a:srgbClr val="1B4332"/>
@@ -523,12 +523,12 @@
     </a:clrScheme>
     <a:fontScheme name="OceanLeo">
       <a:majorFont>
-        <a:latin typeface="Calibri"/>
+        <a:latin typeface="Liberation Sans"/>
         <a:ea typeface="Noto Sans CJK SC"/>
         <a:cs typeface=""/>
       </a:majorFont>
       <a:minorFont>
-        <a:latin typeface="Calibri"/>
+        <a:latin typeface="Liberation Sans"/>
         <a:ea typeface="Noto Sans CJK SC"/>
         <a:cs typeface=""/>
       </a:minorFont>
